--- a/SN - Social Networks/SN_Missing_Questions.docx
+++ b/SN - Social Networks/SN_Missing_Questions.docx
@@ -178,8 +178,20 @@
                 <w:sz w:val="28"/>
                 <w:szCs w:val="28"/>
               </w:rPr>
-              <w:t>Social Networking and Social Media</w:t>
-            </w:r>
+              <w:t xml:space="preserve">Social Networking and </w:t>
+            </w:r>
+            <w:proofErr w:type="gramStart"/>
+            <w:r>
+              <w:rPr>
+                <w:rFonts w:asciiTheme="minorHAnsi" w:hAnsiTheme="minorHAnsi" w:cstheme="minorHAnsi"/>
+                <w:b/>
+                <w:bCs/>
+                <w:sz w:val="28"/>
+                <w:szCs w:val="28"/>
+              </w:rPr>
+              <w:t>Social Media</w:t>
+            </w:r>
+            <w:proofErr w:type="gramEnd"/>
           </w:p>
         </w:tc>
       </w:tr>
@@ -364,7 +376,51 @@
                 <w:sz w:val="28"/>
                 <w:szCs w:val="28"/>
               </w:rPr>
-              <w:t>Describe Datasets and its formats.( CSV.GML.GEFX.Pajek.Net.GraphML)</w:t>
+              <w:t xml:space="preserve">Describe Datasets and its </w:t>
+            </w:r>
+            <w:proofErr w:type="gramStart"/>
+            <w:r>
+              <w:rPr>
+                <w:rFonts w:asciiTheme="minorHAnsi" w:hAnsiTheme="minorHAnsi" w:cstheme="minorHAnsi"/>
+                <w:b/>
+                <w:bCs/>
+                <w:sz w:val="28"/>
+                <w:szCs w:val="28"/>
+              </w:rPr>
+              <w:t>formats.(</w:t>
+            </w:r>
+            <w:proofErr w:type="gramEnd"/>
+            <w:r>
+              <w:rPr>
+                <w:rFonts w:asciiTheme="minorHAnsi" w:hAnsiTheme="minorHAnsi" w:cstheme="minorHAnsi"/>
+                <w:b/>
+                <w:bCs/>
+                <w:sz w:val="28"/>
+                <w:szCs w:val="28"/>
+              </w:rPr>
+              <w:t xml:space="preserve"> </w:t>
+            </w:r>
+            <w:proofErr w:type="spellStart"/>
+            <w:r>
+              <w:rPr>
+                <w:rFonts w:asciiTheme="minorHAnsi" w:hAnsiTheme="minorHAnsi" w:cstheme="minorHAnsi"/>
+                <w:b/>
+                <w:bCs/>
+                <w:sz w:val="28"/>
+                <w:szCs w:val="28"/>
+              </w:rPr>
+              <w:t>CSV.GML.GEFX.Pajek.Net.GraphML</w:t>
+            </w:r>
+            <w:proofErr w:type="spellEnd"/>
+            <w:r>
+              <w:rPr>
+                <w:rFonts w:asciiTheme="minorHAnsi" w:hAnsiTheme="minorHAnsi" w:cstheme="minorHAnsi"/>
+                <w:b/>
+                <w:bCs/>
+                <w:sz w:val="28"/>
+                <w:szCs w:val="28"/>
+              </w:rPr>
+              <w:t>)</w:t>
             </w:r>
           </w:p>
         </w:tc>
@@ -432,15 +488,27 @@
               </w:rPr>
               <w:t>C</w:t>
             </w:r>
-            <w:r>
-              <w:rPr>
-                <w:rFonts w:asciiTheme="minorHAnsi" w:hAnsiTheme="minorHAnsi" w:cstheme="minorHAnsi"/>
-                <w:b/>
-                <w:bCs/>
-                <w:sz w:val="28"/>
-                <w:szCs w:val="28"/>
-              </w:rPr>
-              <w:t>ompare Selection and Social Influence</w:t>
+            <w:proofErr w:type="spellStart"/>
+            <w:r>
+              <w:rPr>
+                <w:rFonts w:asciiTheme="minorHAnsi" w:hAnsiTheme="minorHAnsi" w:cstheme="minorHAnsi"/>
+                <w:b/>
+                <w:bCs/>
+                <w:sz w:val="28"/>
+                <w:szCs w:val="28"/>
+              </w:rPr>
+              <w:t>ompare</w:t>
+            </w:r>
+            <w:proofErr w:type="spellEnd"/>
+            <w:r>
+              <w:rPr>
+                <w:rFonts w:asciiTheme="minorHAnsi" w:hAnsiTheme="minorHAnsi" w:cstheme="minorHAnsi"/>
+                <w:b/>
+                <w:bCs/>
+                <w:sz w:val="28"/>
+                <w:szCs w:val="28"/>
+              </w:rPr>
+              <w:t xml:space="preserve"> Selection and Social Influence</w:t>
             </w:r>
             <w:r>
               <w:rPr>
@@ -672,7 +740,29 @@
                 <w:sz w:val="28"/>
                 <w:szCs w:val="28"/>
               </w:rPr>
-              <w:t>Write a note on : Diffusion in Network</w:t>
+              <w:t xml:space="preserve">Write a note </w:t>
+            </w:r>
+            <w:proofErr w:type="gramStart"/>
+            <w:r>
+              <w:rPr>
+                <w:rFonts w:asciiTheme="minorHAnsi" w:hAnsiTheme="minorHAnsi" w:cstheme="minorHAnsi"/>
+                <w:b/>
+                <w:bCs/>
+                <w:sz w:val="28"/>
+                <w:szCs w:val="28"/>
+              </w:rPr>
+              <w:t>on :</w:t>
+            </w:r>
+            <w:proofErr w:type="gramEnd"/>
+            <w:r>
+              <w:rPr>
+                <w:rFonts w:asciiTheme="minorHAnsi" w:hAnsiTheme="minorHAnsi" w:cstheme="minorHAnsi"/>
+                <w:b/>
+                <w:bCs/>
+                <w:sz w:val="28"/>
+                <w:szCs w:val="28"/>
+              </w:rPr>
+              <w:t xml:space="preserve"> Diffusion in Network</w:t>
             </w:r>
           </w:p>
         </w:tc>
@@ -958,6 +1048,7 @@
               </w:rPr>
               <w:t>3. P</w:t>
             </w:r>
+            <w:proofErr w:type="spellStart"/>
             <w:r>
               <w:rPr>
                 <w:rFonts w:asciiTheme="minorHAnsi" w:hAnsiTheme="minorHAnsi" w:cstheme="minorHAnsi"/>
@@ -977,7 +1068,18 @@
                 <w:sz w:val="28"/>
                 <w:szCs w:val="28"/>
               </w:rPr>
-              <w:t xml:space="preserve">eck </w:t>
+              <w:t>eck</w:t>
+            </w:r>
+            <w:proofErr w:type="spellEnd"/>
+            <w:r>
+              <w:rPr>
+                <w:rFonts w:asciiTheme="minorHAnsi" w:hAnsiTheme="minorHAnsi" w:cstheme="minorHAnsi"/>
+                <w:b/>
+                <w:bCs/>
+                <w:sz w:val="28"/>
+                <w:szCs w:val="28"/>
+              </w:rPr>
+              <w:t xml:space="preserve"> </w:t>
             </w:r>
             <w:r>
               <w:rPr>
@@ -1011,6 +1113,7 @@
               </w:rPr>
               <w:t>p</w:t>
             </w:r>
+            <w:proofErr w:type="spellStart"/>
             <w:r>
               <w:rPr>
                 <w:rFonts w:asciiTheme="minorHAnsi" w:hAnsiTheme="minorHAnsi" w:cstheme="minorHAnsi"/>
@@ -1021,6 +1124,7 @@
               </w:rPr>
               <w:t>hML</w:t>
             </w:r>
+            <w:proofErr w:type="spellEnd"/>
             <w:r>
               <w:rPr>
                 <w:rFonts w:asciiTheme="minorHAnsi" w:hAnsiTheme="minorHAnsi" w:cstheme="minorHAnsi"/>
@@ -1041,6 +1145,130 @@
                 <w:szCs w:val="28"/>
               </w:rPr>
               <w:t>5. GEFX.</w:t>
+            </w:r>
+          </w:p>
+        </w:tc>
+      </w:tr>
+      <w:tr>
+        <w:trPr>
+          <w:trHeight w:val="20"/>
+        </w:trPr>
+        <w:tc>
+          <w:tcPr>
+            <w:tcW w:w="993" w:type="dxa"/>
+          </w:tcPr>
+          <w:p>
+            <w:pPr>
+              <w:pStyle w:val="TableParagraph"/>
+              <w:ind w:left="1"/>
+              <w:jc w:val="center"/>
+              <w:rPr>
+                <w:rFonts w:asciiTheme="minorHAnsi" w:hAnsiTheme="minorHAnsi" w:cstheme="minorHAnsi"/>
+                <w:b/>
+                <w:bCs/>
+                <w:sz w:val="28"/>
+                <w:szCs w:val="28"/>
+              </w:rPr>
+            </w:pPr>
+            <w:r>
+              <w:rPr>
+                <w:rFonts w:asciiTheme="minorHAnsi" w:hAnsiTheme="minorHAnsi" w:cstheme="minorHAnsi"/>
+                <w:b/>
+                <w:bCs/>
+                <w:sz w:val="28"/>
+                <w:szCs w:val="28"/>
+              </w:rPr>
+              <w:t>12</w:t>
+            </w:r>
+          </w:p>
+        </w:tc>
+        <w:tc>
+          <w:tcPr>
+            <w:tcW w:w="10347" w:type="dxa"/>
+          </w:tcPr>
+          <w:p>
+            <w:pPr>
+              <w:pStyle w:val="TableParagraph"/>
+              <w:ind w:left="0"/>
+              <w:rPr>
+                <w:rFonts w:asciiTheme="minorHAnsi" w:hAnsiTheme="minorHAnsi" w:cstheme="minorHAnsi"/>
+                <w:b/>
+                <w:bCs/>
+                <w:sz w:val="28"/>
+                <w:szCs w:val="28"/>
+              </w:rPr>
+            </w:pPr>
+            <w:r>
+              <w:rPr>
+                <w:rFonts w:asciiTheme="minorHAnsi" w:hAnsiTheme="minorHAnsi" w:cstheme="minorHAnsi"/>
+                <w:b/>
+                <w:bCs/>
+                <w:sz w:val="28"/>
+                <w:szCs w:val="28"/>
+              </w:rPr>
+              <w:t>Illustrate Milgram’s Experiment in detail.</w:t>
+            </w:r>
+          </w:p>
+        </w:tc>
+      </w:tr>
+      <w:tr>
+        <w:trPr>
+          <w:trHeight w:val="20"/>
+        </w:trPr>
+        <w:tc>
+          <w:tcPr>
+            <w:tcW w:w="993" w:type="dxa"/>
+          </w:tcPr>
+          <w:p>
+            <w:pPr>
+              <w:pStyle w:val="TableParagraph"/>
+              <w:ind w:left="1"/>
+              <w:jc w:val="center"/>
+              <w:rPr>
+                <w:rFonts w:asciiTheme="minorHAnsi" w:hAnsiTheme="minorHAnsi" w:cstheme="minorHAnsi"/>
+                <w:b/>
+                <w:bCs/>
+                <w:sz w:val="28"/>
+                <w:szCs w:val="28"/>
+              </w:rPr>
+            </w:pPr>
+            <w:r>
+              <w:rPr>
+                <w:rFonts w:asciiTheme="minorHAnsi" w:hAnsiTheme="minorHAnsi" w:cstheme="minorHAnsi"/>
+                <w:b/>
+                <w:bCs/>
+                <w:sz w:val="28"/>
+                <w:szCs w:val="28"/>
+              </w:rPr>
+              <w:t>13</w:t>
+            </w:r>
+          </w:p>
+        </w:tc>
+        <w:tc>
+          <w:tcPr>
+            <w:tcW w:w="10347" w:type="dxa"/>
+          </w:tcPr>
+          <w:p>
+            <w:pPr>
+              <w:pStyle w:val="TableParagraph"/>
+              <w:ind w:left="0"/>
+              <w:rPr>
+                <w:rFonts w:asciiTheme="minorHAnsi" w:hAnsiTheme="minorHAnsi" w:cstheme="minorHAnsi"/>
+                <w:b/>
+                <w:bCs/>
+                <w:sz w:val="28"/>
+                <w:szCs w:val="28"/>
+              </w:rPr>
+            </w:pPr>
+            <w:r>
+              <w:rPr>
+                <w:rFonts w:asciiTheme="minorHAnsi" w:hAnsiTheme="minorHAnsi" w:cstheme="minorHAnsi"/>
+                <w:b/>
+                <w:bCs/>
+                <w:sz w:val="28"/>
+                <w:szCs w:val="28"/>
+              </w:rPr>
+              <w:t>Describe Decentralized search in Small World Effect.</w:t>
             </w:r>
           </w:p>
         </w:tc>
@@ -1056,7 +1284,7 @@
       </w:pPr>
     </w:p>
     <w:sectPr>
-      <w:pgSz w:w="11913" w:h="6804"/>
+      <w:pgSz w:w="11913" w:h="7371"/>
       <w:pgMar w:top="0" w:right="1480" w:bottom="0" w:left="697" w:header="720" w:footer="720" w:gutter="0"/>
       <w:cols w:space="0"/>
     </w:sectPr>
